--- a/dist/files/ai-acceptable-use-policy.docx
+++ b/dist/files/ai-acceptable-use-policy.docx
@@ -1553,7 +1553,7 @@
           <w:sz w:val="22"/>
           <w:szCs w:val="22"/>
         </w:rPr>
-        <w:t xml:space="preserve">The following tools have been built specifically for School Technology workflows and are available within Cowork. These are the recommended starting point for common tasks:</w:t>
+        <w:t>The following tools have been built specifically for School Technology workflows and are available as Claude.ai Projects within claude.ai. These are the recommended starting point for common tasks:</w:t>
       </w:r>
     </w:p>
     <w:p>
@@ -1716,7 +1716,7 @@
                 <w:sz w:val="21"/>
                 <w:szCs w:val="21"/>
               </w:rPr>
-              <w:t xml:space="preserve">Document Maker</w:t>
+              <w:t>AI Advisor</w:t>
             </w:r>
           </w:p>
         </w:tc>
@@ -1747,7 +1747,7 @@
                 <w:sz w:val="21"/>
                 <w:szCs w:val="21"/>
               </w:rPr>
-              <w:t xml:space="preserve">Creates School Technology-branded documents: Word, PDF, PowerPoint, Excel, and Help Center articles</w:t>
+              <w:t>Your starting point for the AI program. Explore where AI could help your work, find out what tools are built or coming, get plain-language answers about the AI program, or frame an idea to bring to Adam.</w:t>
             </w:r>
           </w:p>
         </w:tc>
@@ -1778,7 +1778,7 @@
                 <w:sz w:val="21"/>
                 <w:szCs w:val="21"/>
               </w:rPr>
-              <w:t xml:space="preserve">All staff</w:t>
+              <w:t>All staff</w:t>
             </w:r>
           </w:p>
         </w:tc>
@@ -1844,7 +1844,7 @@
                 <w:sz w:val="21"/>
                 <w:szCs w:val="21"/>
               </w:rPr>
-              <w:t xml:space="preserve">Troubleshooting guidance for School Technology products</w:t>
+              <w:t>Troubleshooting guidance and step-by-step walkthroughs for School Technology products, plus customer email drafts grounded in the STA Help Center. Flags what it does not know rather than guessing.</w:t>
             </w:r>
           </w:p>
         </w:tc>
@@ -1909,7 +1909,7 @@
                 <w:sz w:val="21"/>
                 <w:szCs w:val="21"/>
               </w:rPr>
-              <w:t xml:space="preserve">SF Admin Assistant</w:t>
+              <w:t>STA Salesforce Cohort</w:t>
             </w:r>
           </w:p>
         </w:tc>
@@ -1940,7 +1940,7 @@
                 <w:sz w:val="21"/>
                 <w:szCs w:val="21"/>
               </w:rPr>
-              <w:t xml:space="preserve">Salesforce admin guidance, report building, SOQL help</w:t>
+              <w:t>Salesforce admin guidance, step-by-step admin tasks, formula drafts, and multi-approach tradeoffs.</w:t>
             </w:r>
           </w:p>
         </w:tc>
@@ -1971,200 +1971,7 @@
                 <w:sz w:val="21"/>
                 <w:szCs w:val="21"/>
               </w:rPr>
-              <w:t xml:space="preserve">SF admins / IT</w:t>
-            </w:r>
-          </w:p>
-        </w:tc>
-      </w:tr>
-      <w:tr>
-        <w:tc>
-          <w:tcPr>
-            <w:tcW w:type="dxa" w:w="2200"/>
-            <w:tcBorders>
-              <w:top w:val="single" w:color="CCCCCC" w:sz="1"/>
-              <w:left w:val="single" w:color="CCCCCC" w:sz="1"/>
-              <w:bottom w:val="single" w:color="CCCCCC" w:sz="1"/>
-              <w:right w:val="single" w:color="CCCCCC" w:sz="1"/>
-            </w:tcBorders>
-            <w:shd w:fill="F0F6FC" w:val="clear"/>
-            <w:tcMar>
-              <w:top w:type="dxa" w:w="80"/>
-              <w:left w:type="dxa" w:w="120"/>
-              <w:bottom w:type="dxa" w:w="80"/>
-              <w:right w:type="dxa" w:w="120"/>
-            </w:tcMar>
-          </w:tcPr>
-          <w:p>
-            <w:pPr>
-              <w:spacing w:after="0" w:before="0"/>
-            </w:pPr>
-            <w:r>
-              <w:rPr>
-                <w:rFonts w:ascii="Arial" w:cs="Arial" w:eastAsia="Arial" w:hAnsi="Arial"/>
-                <w:color w:val="1F2D3D"/>
-                <w:sz w:val="21"/>
-                <w:szCs w:val="21"/>
-              </w:rPr>
-              <w:t xml:space="preserve">Skyward Update Monitor</w:t>
-            </w:r>
-          </w:p>
-        </w:tc>
-        <w:tc>
-          <w:tcPr>
-            <w:tcW w:type="dxa" w:w="4560"/>
-            <w:tcBorders>
-              <w:top w:val="single" w:color="CCCCCC" w:sz="1"/>
-              <w:left w:val="single" w:color="CCCCCC" w:sz="1"/>
-              <w:bottom w:val="single" w:color="CCCCCC" w:sz="1"/>
-              <w:right w:val="single" w:color="CCCCCC" w:sz="1"/>
-            </w:tcBorders>
-            <w:shd w:fill="F0F6FC" w:val="clear"/>
-            <w:tcMar>
-              <w:top w:type="dxa" w:w="80"/>
-              <w:left w:type="dxa" w:w="120"/>
-              <w:bottom w:type="dxa" w:w="80"/>
-              <w:right w:type="dxa" w:w="120"/>
-            </w:tcMar>
-          </w:tcPr>
-          <w:p>
-            <w:pPr>
-              <w:spacing w:after="0" w:before="0"/>
-            </w:pPr>
-            <w:r>
-              <w:rPr>
-                <w:rFonts w:ascii="Arial" w:cs="Arial" w:eastAsia="Arial" w:hAnsi="Arial"/>
-                <w:color w:val="1F2D3D"/>
-                <w:sz w:val="21"/>
-                <w:szCs w:val="21"/>
-              </w:rPr>
-              <w:t xml:space="preserve">Monitors web and email sources for Skyward product updates relevant to existing lines and new feature opportunities</w:t>
-            </w:r>
-          </w:p>
-        </w:tc>
-        <w:tc>
-          <w:tcPr>
-            <w:tcW w:type="dxa" w:w="2600"/>
-            <w:tcBorders>
-              <w:top w:val="single" w:color="CCCCCC" w:sz="1"/>
-              <w:left w:val="single" w:color="CCCCCC" w:sz="1"/>
-              <w:bottom w:val="single" w:color="CCCCCC" w:sz="1"/>
-              <w:right w:val="single" w:color="CCCCCC" w:sz="1"/>
-            </w:tcBorders>
-            <w:shd w:fill="F0F6FC" w:val="clear"/>
-            <w:tcMar>
-              <w:top w:type="dxa" w:w="80"/>
-              <w:left w:type="dxa" w:w="120"/>
-              <w:bottom w:type="dxa" w:w="80"/>
-              <w:right w:type="dxa" w:w="120"/>
-            </w:tcMar>
-          </w:tcPr>
-          <w:p>
-            <w:pPr>
-              <w:spacing w:after="0" w:before="0"/>
-            </w:pPr>
-            <w:r>
-              <w:rPr>
-                <w:rFonts w:ascii="Arial" w:cs="Arial" w:eastAsia="Arial" w:hAnsi="Arial"/>
-                <w:color w:val="1F2D3D"/>
-                <w:sz w:val="21"/>
-                <w:szCs w:val="21"/>
-              </w:rPr>
-              <w:t xml:space="preserve">IT / Product</w:t>
-            </w:r>
-          </w:p>
-        </w:tc>
-      </w:tr>
-      <w:tr>
-        <w:tc>
-          <w:tcPr>
-            <w:tcW w:type="dxa" w:w="2200"/>
-            <w:tcBorders>
-              <w:top w:val="single" w:color="CCCCCC" w:sz="1"/>
-              <w:left w:val="single" w:color="CCCCCC" w:sz="1"/>
-              <w:bottom w:val="single" w:color="CCCCCC" w:sz="1"/>
-              <w:right w:val="single" w:color="CCCCCC" w:sz="1"/>
-            </w:tcBorders>
-            <w:tcMar>
-              <w:top w:type="dxa" w:w="80"/>
-              <w:left w:type="dxa" w:w="120"/>
-              <w:bottom w:type="dxa" w:w="80"/>
-              <w:right w:type="dxa" w:w="120"/>
-            </w:tcMar>
-          </w:tcPr>
-          <w:p>
-            <w:pPr>
-              <w:spacing w:after="0" w:before="0"/>
-            </w:pPr>
-            <w:r>
-              <w:rPr>
-                <w:rFonts w:ascii="Arial" w:cs="Arial" w:eastAsia="Arial" w:hAnsi="Arial"/>
-                <w:color w:val="1F2D3D"/>
-                <w:sz w:val="21"/>
-                <w:szCs w:val="21"/>
-              </w:rPr>
-              <w:t xml:space="preserve">The Architect</w:t>
-            </w:r>
-          </w:p>
-        </w:tc>
-        <w:tc>
-          <w:tcPr>
-            <w:tcW w:type="dxa" w:w="4560"/>
-            <w:tcBorders>
-              <w:top w:val="single" w:color="CCCCCC" w:sz="1"/>
-              <w:left w:val="single" w:color="CCCCCC" w:sz="1"/>
-              <w:bottom w:val="single" w:color="CCCCCC" w:sz="1"/>
-              <w:right w:val="single" w:color="CCCCCC" w:sz="1"/>
-            </w:tcBorders>
-            <w:tcMar>
-              <w:top w:type="dxa" w:w="80"/>
-              <w:left w:type="dxa" w:w="120"/>
-              <w:bottom w:type="dxa" w:w="80"/>
-              <w:right w:type="dxa" w:w="120"/>
-            </w:tcMar>
-          </w:tcPr>
-          <w:p>
-            <w:pPr>
-              <w:spacing w:after="0" w:before="0"/>
-            </w:pPr>
-            <w:r>
-              <w:rPr>
-                <w:rFonts w:ascii="Arial" w:cs="Arial" w:eastAsia="Arial" w:hAnsi="Arial"/>
-                <w:color w:val="1F2D3D"/>
-                <w:sz w:val="21"/>
-                <w:szCs w:val="21"/>
-              </w:rPr>
-              <w:t xml:space="preserve">Designing, building, and maintaining AI tools - production-ready instructions, test cases, registry, and pipeline handoff in one session. Absorbed Botmaker and Skillmaker capabilities (2026-04-27).</w:t>
-            </w:r>
-          </w:p>
-        </w:tc>
-        <w:tc>
-          <w:tcPr>
-            <w:tcW w:type="dxa" w:w="2600"/>
-            <w:tcBorders>
-              <w:top w:val="single" w:color="CCCCCC" w:sz="1"/>
-              <w:left w:val="single" w:color="CCCCCC" w:sz="1"/>
-              <w:bottom w:val="single" w:color="CCCCCC" w:sz="1"/>
-              <w:right w:val="single" w:color="CCCCCC" w:sz="1"/>
-            </w:tcBorders>
-            <w:tcMar>
-              <w:top w:type="dxa" w:w="80"/>
-              <w:left w:type="dxa" w:w="120"/>
-              <w:bottom w:type="dxa" w:w="80"/>
-              <w:right w:type="dxa" w:w="120"/>
-            </w:tcMar>
-          </w:tcPr>
-          <w:p>
-            <w:pPr>
-              <w:spacing w:after="0" w:before="0"/>
-            </w:pPr>
-            <w:r>
-              <w:rPr>
-                <w:rFonts w:ascii="Arial" w:cs="Arial" w:eastAsia="Arial" w:hAnsi="Arial"/>
-                <w:color w:val="1F2D3D"/>
-                <w:sz w:val="21"/>
-                <w:szCs w:val="21"/>
-              </w:rPr>
-              <w:t xml:space="preserve">IT / power users only</w:t>
+              <w:t>SF admins</w:t>
             </w:r>
           </w:p>
         </w:tc>

--- a/dist/files/ai-acceptable-use-policy.docx
+++ b/dist/files/ai-acceptable-use-policy.docx
@@ -2164,7 +2164,7 @@
           <w:sz w:val="22"/>
           <w:szCs w:val="22"/>
         </w:rPr>
-        <w:t xml:space="preserve">Generating formatted reports, presentations, spreadsheets, and help center articles using the Document Maker tool</w:t>
+        <w:t>Generating formatted reports, presentations, spreadsheets, and help center articles</w:t>
       </w:r>
     </w:p>
     <w:p>

--- a/dist/files/ai-acceptable-use-policy.docx
+++ b/dist/files/ai-acceptable-use-policy.docx
@@ -3887,621 +3887,6 @@
     <w:p>
       <w:r>
         <w:br w:type="page"/>
-      </w:r>
-    </w:p>
-    <w:p>
-      <w:pPr>
-        <w:pBdr>
-          <w:bottom w:val="single" w:color="5CA832" w:sz="6" w:space="4"/>
-        </w:pBdr>
-        <w:spacing w:after="240" w:before="0"/>
-        <w:jc w:val="center"/>
-      </w:pPr>
-      <w:r>
-        <w:rPr>
-          <w:rFonts w:ascii="Arial" w:cs="Arial" w:eastAsia="Arial" w:hAnsi="Arial"/>
-          <w:b/>
-          <w:bCs/>
-          <w:color w:val="004B8D"/>
-          <w:sz w:val="28"/>
-          <w:szCs w:val="28"/>
-        </w:rPr>
-        <w:t xml:space="preserve">AI Acceptable Use Policy - Staff Acknowledgment</w:t>
-      </w:r>
-    </w:p>
-    <w:p>
-      <w:pPr>
-        <w:spacing w:after="0" w:before="160"/>
-      </w:pPr>
-      <w:r>
-        <w:t xml:space="preserve"/>
-      </w:r>
-    </w:p>
-    <w:p>
-      <w:pPr>
-        <w:spacing w:after="80" w:before="80"/>
-      </w:pPr>
-      <w:r>
-        <w:rPr>
-          <w:rFonts w:ascii="Arial" w:cs="Arial" w:eastAsia="Arial" w:hAnsi="Arial"/>
-          <w:color w:val="1F2D3D"/>
-          <w:sz w:val="22"/>
-          <w:szCs w:val="22"/>
-        </w:rPr>
-        <w:t xml:space="preserve">By signing below, I acknowledge that I have received, read, and understood the School Technology AI Acceptable Use Policy (Version 1.0). I agree to comply with the requirements of this policy and understand that violations may result in disciplinary action.</w:t>
-      </w:r>
-    </w:p>
-    <w:p>
-      <w:pPr>
-        <w:spacing w:after="0" w:before="80"/>
-      </w:pPr>
-      <w:r>
-        <w:t xml:space="preserve"/>
-      </w:r>
-    </w:p>
-    <w:p>
-      <w:pPr>
-        <w:spacing w:after="80" w:before="80"/>
-      </w:pPr>
-      <w:r>
-        <w:rPr>
-          <w:rFonts w:ascii="Arial" w:cs="Arial" w:eastAsia="Arial" w:hAnsi="Arial"/>
-          <w:color w:val="1F2D3D"/>
-          <w:sz w:val="22"/>
-          <w:szCs w:val="22"/>
-        </w:rPr>
-        <w:t xml:space="preserve">I understand that:</w:t>
-      </w:r>
-    </w:p>
-    <w:p>
-      <w:pPr>
-        <w:pStyle w:val="ListParagraph"/>
-        <w:numPr>
-          <w:ilvl w:val="0"/>
-          <w:numId w:val="2"/>
-        </w:numPr>
-        <w:spacing w:after="60" w:before="60"/>
-      </w:pPr>
-      <w:r>
-        <w:rPr>
-          <w:rFonts w:ascii="Arial" w:cs="Arial" w:eastAsia="Arial" w:hAnsi="Arial"/>
-          <w:color w:val="1F2D3D"/>
-          <w:sz w:val="22"/>
-          <w:szCs w:val="22"/>
-        </w:rPr>
-        <w:t xml:space="preserve">I may only use AI tools that have been approved by IT for School Technology work</w:t>
-      </w:r>
-    </w:p>
-    <w:p>
-      <w:pPr>
-        <w:pStyle w:val="ListParagraph"/>
-        <w:numPr>
-          <w:ilvl w:val="0"/>
-          <w:numId w:val="2"/>
-        </w:numPr>
-        <w:spacing w:after="60" w:before="60"/>
-      </w:pPr>
-      <w:r>
-        <w:rPr>
-          <w:rFonts w:ascii="Arial" w:cs="Arial" w:eastAsia="Arial" w:hAnsi="Arial"/>
-          <w:color w:val="1F2D3D"/>
-          <w:sz w:val="22"/>
-          <w:szCs w:val="22"/>
-        </w:rPr>
-        <w:t xml:space="preserve">I must not enter restricted data (as defined in the AI Restricted Data Reference Guide) into any AI tool</w:t>
-      </w:r>
-    </w:p>
-    <w:p>
-      <w:pPr>
-        <w:pStyle w:val="ListParagraph"/>
-        <w:numPr>
-          <w:ilvl w:val="0"/>
-          <w:numId w:val="2"/>
-        </w:numPr>
-        <w:spacing w:after="60" w:before="60"/>
-      </w:pPr>
-      <w:r>
-        <w:rPr>
-          <w:rFonts w:ascii="Arial" w:cs="Arial" w:eastAsia="Arial" w:hAnsi="Arial"/>
-          <w:color w:val="1F2D3D"/>
-          <w:sz w:val="22"/>
-          <w:szCs w:val="22"/>
-        </w:rPr>
-        <w:t xml:space="preserve">I am responsible for reporting any suspected data disclosure incident to IT immediately</w:t>
-      </w:r>
-    </w:p>
-    <w:p>
-      <w:pPr>
-        <w:pStyle w:val="ListParagraph"/>
-        <w:numPr>
-          <w:ilvl w:val="0"/>
-          <w:numId w:val="2"/>
-        </w:numPr>
-        <w:spacing w:after="60" w:before="60"/>
-      </w:pPr>
-      <w:r>
-        <w:rPr>
-          <w:rFonts w:ascii="Arial" w:cs="Arial" w:eastAsia="Arial" w:hAnsi="Arial"/>
-          <w:color w:val="1F2D3D"/>
-          <w:sz w:val="22"/>
-          <w:szCs w:val="22"/>
-        </w:rPr>
-        <w:t xml:space="preserve">My individual conversation content in Claude Teams is private and is not visible to administrators</w:t>
-      </w:r>
-    </w:p>
-    <w:p>
-      <w:pPr>
-        <w:pStyle w:val="ListParagraph"/>
-        <w:numPr>
-          <w:ilvl w:val="0"/>
-          <w:numId w:val="2"/>
-        </w:numPr>
-        <w:spacing w:after="60" w:before="60"/>
-      </w:pPr>
-      <w:r>
-        <w:rPr>
-          <w:rFonts w:ascii="Arial" w:cs="Arial" w:eastAsia="Arial" w:hAnsi="Arial"/>
-          <w:color w:val="1F2D3D"/>
-          <w:sz w:val="22"/>
-          <w:szCs w:val="22"/>
-        </w:rPr>
-        <w:t xml:space="preserve">This policy will be updated as the AI rollout progresses and I will be notified of material changes</w:t>
-      </w:r>
-    </w:p>
-    <w:p>
-      <w:pPr>
-        <w:spacing w:after="0" w:before="240"/>
-      </w:pPr>
-      <w:r>
-        <w:t xml:space="preserve"/>
-      </w:r>
-    </w:p>
-    <w:tbl>
-      <w:tblPr>
-        <w:tblW w:type="dxa" w:w="9360"/>
-        <w:tblBorders>
-          <w:top w:val="single" w:color="auto" w:sz="4"/>
-          <w:left w:val="single" w:color="auto" w:sz="4"/>
-          <w:bottom w:val="single" w:color="auto" w:sz="4"/>
-          <w:right w:val="single" w:color="auto" w:sz="4"/>
-          <w:insideH w:val="single" w:color="auto" w:sz="4"/>
-          <w:insideV w:val="single" w:color="auto" w:sz="4"/>
-        </w:tblBorders>
-      </w:tblPr>
-      <w:tblGrid>
-        <w:gridCol w:w="4440"/>
-        <w:gridCol w:w="720"/>
-        <w:gridCol w:w="4200"/>
-      </w:tblGrid>
-      <w:tr>
-        <w:tc>
-          <w:tcPr>
-            <w:tcW w:type="dxa" w:w="4440"/>
-            <w:tcBorders>
-              <w:top w:val="none" w:color="FFFFFF" w:sz="0"/>
-              <w:left w:val="none" w:color="FFFFFF" w:sz="0"/>
-              <w:bottom w:val="single" w:color="CCCCCC" w:sz="1"/>
-              <w:right w:val="none" w:color="FFFFFF" w:sz="0"/>
-            </w:tcBorders>
-            <w:tcMar>
-              <w:top w:type="dxa" w:w="80"/>
-              <w:left w:type="dxa" w:w="0"/>
-              <w:bottom w:type="dxa" w:w="80"/>
-              <w:right w:type="dxa" w:w="0"/>
-            </w:tcMar>
-          </w:tcPr>
-          <w:p>
-            <w:pPr>
-              <w:spacing w:after="0" w:before="0"/>
-            </w:pPr>
-            <w:r>
-              <w:rPr>
-                <w:rFonts w:ascii="Arial" w:cs="Arial" w:eastAsia="Arial" w:hAnsi="Arial"/>
-                <w:sz w:val="22"/>
-                <w:szCs w:val="22"/>
-              </w:rPr>
-              <w:t xml:space="preserve"/>
-            </w:r>
-          </w:p>
-        </w:tc>
-        <w:tc>
-          <w:tcPr>
-            <w:tcW w:type="dxa" w:w="720"/>
-            <w:tcBorders>
-              <w:top w:val="none" w:color="FFFFFF" w:sz="0"/>
-              <w:left w:val="none" w:color="FFFFFF" w:sz="0"/>
-              <w:bottom w:val="none" w:color="FFFFFF" w:sz="0"/>
-              <w:right w:val="none" w:color="FFFFFF" w:sz="0"/>
-            </w:tcBorders>
-            <w:tcMar>
-              <w:top w:type="dxa" w:w="80"/>
-              <w:left w:type="dxa" w:w="0"/>
-              <w:bottom w:type="dxa" w:w="80"/>
-              <w:right w:type="dxa" w:w="0"/>
-            </w:tcMar>
-          </w:tcPr>
-          <w:p>
-            <w:pPr>
-              <w:spacing w:after="0" w:before="0"/>
-            </w:pPr>
-            <w:r>
-              <w:rPr>
-                <w:rFonts w:ascii="Arial" w:cs="Arial" w:eastAsia="Arial" w:hAnsi="Arial"/>
-                <w:sz w:val="22"/>
-                <w:szCs w:val="22"/>
-              </w:rPr>
-              <w:t xml:space="preserve"/>
-            </w:r>
-          </w:p>
-        </w:tc>
-        <w:tc>
-          <w:tcPr>
-            <w:tcW w:type="dxa" w:w="4200"/>
-            <w:tcBorders>
-              <w:top w:val="none" w:color="FFFFFF" w:sz="0"/>
-              <w:left w:val="none" w:color="FFFFFF" w:sz="0"/>
-              <w:bottom w:val="single" w:color="CCCCCC" w:sz="1"/>
-              <w:right w:val="none" w:color="FFFFFF" w:sz="0"/>
-            </w:tcBorders>
-            <w:tcMar>
-              <w:top w:type="dxa" w:w="80"/>
-              <w:left w:type="dxa" w:w="0"/>
-              <w:bottom w:type="dxa" w:w="80"/>
-              <w:right w:type="dxa" w:w="0"/>
-            </w:tcMar>
-          </w:tcPr>
-          <w:p>
-            <w:pPr>
-              <w:spacing w:after="0" w:before="0"/>
-            </w:pPr>
-            <w:r>
-              <w:rPr>
-                <w:rFonts w:ascii="Arial" w:cs="Arial" w:eastAsia="Arial" w:hAnsi="Arial"/>
-                <w:sz w:val="22"/>
-                <w:szCs w:val="22"/>
-              </w:rPr>
-              <w:t xml:space="preserve"/>
-            </w:r>
-          </w:p>
-        </w:tc>
-      </w:tr>
-      <w:tr>
-        <w:tc>
-          <w:tcPr>
-            <w:tcW w:type="dxa" w:w="4440"/>
-            <w:tcBorders>
-              <w:top w:val="none" w:color="FFFFFF" w:sz="0"/>
-              <w:left w:val="none" w:color="FFFFFF" w:sz="0"/>
-              <w:bottom w:val="none" w:color="FFFFFF" w:sz="0"/>
-              <w:right w:val="none" w:color="FFFFFF" w:sz="0"/>
-            </w:tcBorders>
-            <w:tcMar>
-              <w:top w:type="dxa" w:w="40"/>
-              <w:left w:type="dxa" w:w="0"/>
-              <w:bottom w:type="dxa" w:w="80"/>
-              <w:right w:type="dxa" w:w="0"/>
-            </w:tcMar>
-          </w:tcPr>
-          <w:p>
-            <w:pPr>
-              <w:spacing w:after="0" w:before="0"/>
-            </w:pPr>
-            <w:r>
-              <w:rPr>
-                <w:rFonts w:ascii="Arial" w:cs="Arial" w:eastAsia="Arial" w:hAnsi="Arial"/>
-                <w:i/>
-                <w:iCs/>
-                <w:color w:val="888888"/>
-                <w:sz w:val="20"/>
-                <w:szCs w:val="20"/>
-              </w:rPr>
-              <w:t xml:space="preserve">Employee Name (Print)</w:t>
-            </w:r>
-          </w:p>
-        </w:tc>
-        <w:tc>
-          <w:tcPr>
-            <w:tcW w:type="dxa" w:w="720"/>
-            <w:tcBorders>
-              <w:top w:val="none" w:color="FFFFFF" w:sz="0"/>
-              <w:left w:val="none" w:color="FFFFFF" w:sz="0"/>
-              <w:bottom w:val="none" w:color="FFFFFF" w:sz="0"/>
-              <w:right w:val="none" w:color="FFFFFF" w:sz="0"/>
-            </w:tcBorders>
-            <w:tcMar>
-              <w:top w:type="dxa" w:w="40"/>
-              <w:left w:type="dxa" w:w="0"/>
-              <w:bottom w:type="dxa" w:w="80"/>
-              <w:right w:type="dxa" w:w="0"/>
-            </w:tcMar>
-          </w:tcPr>
-          <w:p>
-            <w:pPr>
-              <w:spacing w:after="0" w:before="0"/>
-            </w:pPr>
-            <w:r>
-              <w:rPr>
-                <w:rFonts w:ascii="Arial" w:cs="Arial" w:eastAsia="Arial" w:hAnsi="Arial"/>
-                <w:sz w:val="20"/>
-                <w:szCs w:val="20"/>
-              </w:rPr>
-              <w:t xml:space="preserve"/>
-            </w:r>
-          </w:p>
-        </w:tc>
-        <w:tc>
-          <w:tcPr>
-            <w:tcW w:type="dxa" w:w="4200"/>
-            <w:tcBorders>
-              <w:top w:val="none" w:color="FFFFFF" w:sz="0"/>
-              <w:left w:val="none" w:color="FFFFFF" w:sz="0"/>
-              <w:bottom w:val="none" w:color="FFFFFF" w:sz="0"/>
-              <w:right w:val="none" w:color="FFFFFF" w:sz="0"/>
-            </w:tcBorders>
-            <w:tcMar>
-              <w:top w:type="dxa" w:w="40"/>
-              <w:left w:type="dxa" w:w="0"/>
-              <w:bottom w:type="dxa" w:w="80"/>
-              <w:right w:type="dxa" w:w="0"/>
-            </w:tcMar>
-          </w:tcPr>
-          <w:p>
-            <w:pPr>
-              <w:spacing w:after="0" w:before="0"/>
-            </w:pPr>
-            <w:r>
-              <w:rPr>
-                <w:rFonts w:ascii="Arial" w:cs="Arial" w:eastAsia="Arial" w:hAnsi="Arial"/>
-                <w:i/>
-                <w:iCs/>
-                <w:color w:val="888888"/>
-                <w:sz w:val="20"/>
-                <w:szCs w:val="20"/>
-              </w:rPr>
-              <w:t xml:space="preserve">Date</w:t>
-            </w:r>
-          </w:p>
-        </w:tc>
-      </w:tr>
-    </w:tbl>
-    <w:p>
-      <w:pPr>
-        <w:spacing w:after="0" w:before="240"/>
-      </w:pPr>
-      <w:r>
-        <w:t xml:space="preserve"/>
-      </w:r>
-    </w:p>
-    <w:tbl>
-      <w:tblPr>
-        <w:tblW w:type="dxa" w:w="9360"/>
-        <w:tblBorders>
-          <w:top w:val="single" w:color="auto" w:sz="4"/>
-          <w:left w:val="single" w:color="auto" w:sz="4"/>
-          <w:bottom w:val="single" w:color="auto" w:sz="4"/>
-          <w:right w:val="single" w:color="auto" w:sz="4"/>
-          <w:insideH w:val="single" w:color="auto" w:sz="4"/>
-          <w:insideV w:val="single" w:color="auto" w:sz="4"/>
-        </w:tblBorders>
-      </w:tblPr>
-      <w:tblGrid>
-        <w:gridCol w:w="4440"/>
-        <w:gridCol w:w="720"/>
-        <w:gridCol w:w="4200"/>
-      </w:tblGrid>
-      <w:tr>
-        <w:tc>
-          <w:tcPr>
-            <w:tcW w:type="dxa" w:w="4440"/>
-            <w:tcBorders>
-              <w:top w:val="none" w:color="FFFFFF" w:sz="0"/>
-              <w:left w:val="none" w:color="FFFFFF" w:sz="0"/>
-              <w:bottom w:val="single" w:color="CCCCCC" w:sz="1"/>
-              <w:right w:val="none" w:color="FFFFFF" w:sz="0"/>
-            </w:tcBorders>
-            <w:tcMar>
-              <w:top w:type="dxa" w:w="80"/>
-              <w:left w:type="dxa" w:w="0"/>
-              <w:bottom w:type="dxa" w:w="80"/>
-              <w:right w:type="dxa" w:w="0"/>
-            </w:tcMar>
-          </w:tcPr>
-          <w:p>
-            <w:pPr>
-              <w:spacing w:after="0" w:before="0"/>
-            </w:pPr>
-            <w:r>
-              <w:rPr>
-                <w:rFonts w:ascii="Arial" w:cs="Arial" w:eastAsia="Arial" w:hAnsi="Arial"/>
-                <w:sz w:val="22"/>
-                <w:szCs w:val="22"/>
-              </w:rPr>
-              <w:t xml:space="preserve"/>
-            </w:r>
-          </w:p>
-        </w:tc>
-        <w:tc>
-          <w:tcPr>
-            <w:tcW w:type="dxa" w:w="720"/>
-            <w:tcBorders>
-              <w:top w:val="none" w:color="FFFFFF" w:sz="0"/>
-              <w:left w:val="none" w:color="FFFFFF" w:sz="0"/>
-              <w:bottom w:val="none" w:color="FFFFFF" w:sz="0"/>
-              <w:right w:val="none" w:color="FFFFFF" w:sz="0"/>
-            </w:tcBorders>
-            <w:tcMar>
-              <w:top w:type="dxa" w:w="80"/>
-              <w:left w:type="dxa" w:w="0"/>
-              <w:bottom w:type="dxa" w:w="80"/>
-              <w:right w:type="dxa" w:w="0"/>
-            </w:tcMar>
-          </w:tcPr>
-          <w:p>
-            <w:pPr>
-              <w:spacing w:after="0" w:before="0"/>
-            </w:pPr>
-            <w:r>
-              <w:rPr>
-                <w:rFonts w:ascii="Arial" w:cs="Arial" w:eastAsia="Arial" w:hAnsi="Arial"/>
-                <w:sz w:val="22"/>
-                <w:szCs w:val="22"/>
-              </w:rPr>
-              <w:t xml:space="preserve"/>
-            </w:r>
-          </w:p>
-        </w:tc>
-        <w:tc>
-          <w:tcPr>
-            <w:tcW w:type="dxa" w:w="4200"/>
-            <w:tcBorders>
-              <w:top w:val="none" w:color="FFFFFF" w:sz="0"/>
-              <w:left w:val="none" w:color="FFFFFF" w:sz="0"/>
-              <w:bottom w:val="single" w:color="CCCCCC" w:sz="1"/>
-              <w:right w:val="none" w:color="FFFFFF" w:sz="0"/>
-            </w:tcBorders>
-            <w:tcMar>
-              <w:top w:type="dxa" w:w="80"/>
-              <w:left w:type="dxa" w:w="0"/>
-              <w:bottom w:type="dxa" w:w="80"/>
-              <w:right w:type="dxa" w:w="0"/>
-            </w:tcMar>
-          </w:tcPr>
-          <w:p>
-            <w:pPr>
-              <w:spacing w:after="0" w:before="0"/>
-            </w:pPr>
-            <w:r>
-              <w:rPr>
-                <w:rFonts w:ascii="Arial" w:cs="Arial" w:eastAsia="Arial" w:hAnsi="Arial"/>
-                <w:sz w:val="22"/>
-                <w:szCs w:val="22"/>
-              </w:rPr>
-              <w:t xml:space="preserve"/>
-            </w:r>
-          </w:p>
-        </w:tc>
-      </w:tr>
-      <w:tr>
-        <w:tc>
-          <w:tcPr>
-            <w:tcW w:type="dxa" w:w="4440"/>
-            <w:tcBorders>
-              <w:top w:val="none" w:color="FFFFFF" w:sz="0"/>
-              <w:left w:val="none" w:color="FFFFFF" w:sz="0"/>
-              <w:bottom w:val="none" w:color="FFFFFF" w:sz="0"/>
-              <w:right w:val="none" w:color="FFFFFF" w:sz="0"/>
-            </w:tcBorders>
-            <w:tcMar>
-              <w:top w:type="dxa" w:w="40"/>
-              <w:left w:type="dxa" w:w="0"/>
-              <w:bottom w:type="dxa" w:w="80"/>
-              <w:right w:type="dxa" w:w="0"/>
-            </w:tcMar>
-          </w:tcPr>
-          <w:p>
-            <w:pPr>
-              <w:spacing w:after="0" w:before="0"/>
-            </w:pPr>
-            <w:r>
-              <w:rPr>
-                <w:rFonts w:ascii="Arial" w:cs="Arial" w:eastAsia="Arial" w:hAnsi="Arial"/>
-                <w:i/>
-                <w:iCs/>
-                <w:color w:val="888888"/>
-                <w:sz w:val="20"/>
-                <w:szCs w:val="20"/>
-              </w:rPr>
-              <w:t xml:space="preserve">Employee Signature</w:t>
-            </w:r>
-          </w:p>
-        </w:tc>
-        <w:tc>
-          <w:tcPr>
-            <w:tcW w:type="dxa" w:w="720"/>
-            <w:tcBorders>
-              <w:top w:val="none" w:color="FFFFFF" w:sz="0"/>
-              <w:left w:val="none" w:color="FFFFFF" w:sz="0"/>
-              <w:bottom w:val="none" w:color="FFFFFF" w:sz="0"/>
-              <w:right w:val="none" w:color="FFFFFF" w:sz="0"/>
-            </w:tcBorders>
-            <w:tcMar>
-              <w:top w:type="dxa" w:w="40"/>
-              <w:left w:type="dxa" w:w="0"/>
-              <w:bottom w:type="dxa" w:w="80"/>
-              <w:right w:type="dxa" w:w="0"/>
-            </w:tcMar>
-          </w:tcPr>
-          <w:p>
-            <w:pPr>
-              <w:spacing w:after="0" w:before="0"/>
-            </w:pPr>
-            <w:r>
-              <w:rPr>
-                <w:rFonts w:ascii="Arial" w:cs="Arial" w:eastAsia="Arial" w:hAnsi="Arial"/>
-                <w:sz w:val="20"/>
-                <w:szCs w:val="20"/>
-              </w:rPr>
-              <w:t xml:space="preserve"/>
-            </w:r>
-          </w:p>
-        </w:tc>
-        <w:tc>
-          <w:tcPr>
-            <w:tcW w:type="dxa" w:w="4200"/>
-            <w:tcBorders>
-              <w:top w:val="none" w:color="FFFFFF" w:sz="0"/>
-              <w:left w:val="none" w:color="FFFFFF" w:sz="0"/>
-              <w:bottom w:val="none" w:color="FFFFFF" w:sz="0"/>
-              <w:right w:val="none" w:color="FFFFFF" w:sz="0"/>
-            </w:tcBorders>
-            <w:tcMar>
-              <w:top w:type="dxa" w:w="40"/>
-              <w:left w:type="dxa" w:w="0"/>
-              <w:bottom w:type="dxa" w:w="80"/>
-              <w:right w:type="dxa" w:w="0"/>
-            </w:tcMar>
-          </w:tcPr>
-          <w:p>
-            <w:pPr>
-              <w:spacing w:after="0" w:before="0"/>
-            </w:pPr>
-            <w:r>
-              <w:rPr>
-                <w:rFonts w:ascii="Arial" w:cs="Arial" w:eastAsia="Arial" w:hAnsi="Arial"/>
-                <w:i/>
-                <w:iCs/>
-                <w:color w:val="888888"/>
-                <w:sz w:val="20"/>
-                <w:szCs w:val="20"/>
-              </w:rPr>
-              <w:t xml:space="preserve">Department</w:t>
-            </w:r>
-          </w:p>
-        </w:tc>
-      </w:tr>
-    </w:tbl>
-    <w:p>
-      <w:pPr>
-        <w:spacing w:after="0" w:before="160"/>
-      </w:pPr>
-      <w:r>
-        <w:t xml:space="preserve"/>
-      </w:r>
-    </w:p>
-    <w:p>
-      <w:pPr>
-        <w:spacing w:after="80" w:before="80"/>
-      </w:pPr>
-      <w:r>
-        <w:rPr>
-          <w:rFonts w:ascii="Arial" w:cs="Arial" w:eastAsia="Arial" w:hAnsi="Arial"/>
-          <w:i/>
-          <w:iCs/>
-          <w:color w:val="888888"/>
-          <w:sz w:val="22"/>
-          <w:szCs w:val="22"/>
-        </w:rPr>
-        <w:t xml:space="preserve">Return completed form to IT.</w:t>
       </w:r>
     </w:p>
     <w:sectPr>

--- a/dist/files/ai-acceptable-use-policy.docx
+++ b/dist/files/ai-acceptable-use-policy.docx
@@ -452,7 +452,7 @@
           <w:sz w:val="22"/>
           <w:szCs w:val="22"/>
         </w:rPr>
-        <w:t xml:space="preserve">All School Technology employees, contractors, and vendors who use IT-approved AI tools</w:t>
+        <w:t xml:space="preserve">All School Technology employees who use IT-approved AI tools</w:t>
       </w:r>
     </w:p>
     <w:p>
@@ -731,7 +731,7 @@
                 <w:sz w:val="21"/>
                 <w:szCs w:val="21"/>
               </w:rPr>
-              <w:t xml:space="preserve">An AI tool that has been reviewed, provisioned, and authorized by IT. Currently: Claude Teams (via Cowork) and the tools built on it.</w:t>
+              <w:t xml:space="preserve">An AI tool that has been reviewed, provisioned, and authorized by IT. Currently: Claude Teams (via Cowork) and the tools built on it, plus Granola for AI meeting notes and transcription.</w:t>
             </w:r>
           </w:p>
         </w:tc>
@@ -1430,6 +1430,104 @@
           </w:p>
         </w:tc>
       </w:tr>
+      <w:tr>
+        <w:tc>
+          <w:tcPr>
+            <w:tcW w:type="dxa" w:w="2400"/>
+            <w:tcBorders>
+              <w:top w:val="single" w:color="CCCCCC" w:sz="1"/>
+              <w:left w:val="single" w:color="CCCCCC" w:sz="1"/>
+              <w:bottom w:val="single" w:color="CCCCCC" w:sz="1"/>
+              <w:right w:val="single" w:color="CCCCCC" w:sz="1"/>
+            </w:tcBorders>
+            <w:shd w:fill="F0F6FC" w:val="clear"/>
+            <w:tcMar>
+              <w:top w:type="dxa" w:w="80"/>
+              <w:left w:type="dxa" w:w="120"/>
+              <w:bottom w:type="dxa" w:w="80"/>
+              <w:right w:type="dxa" w:w="120"/>
+            </w:tcMar>
+          </w:tcPr>
+          <w:p>
+            <w:pPr>
+              <w:spacing w:after="0" w:before="0"/>
+            </w:pPr>
+            <w:r>
+              <w:rPr>
+                <w:rFonts w:ascii="Arial" w:cs="Arial" w:eastAsia="Arial" w:hAnsi="Arial"/>
+                <w:color w:val="1F2D3D"/>
+                <w:sz w:val="21"/>
+                <w:szCs w:val="21"/>
+              </w:rPr>
+              <w:t xml:space="preserve">Granola</w:t>
+            </w:r>
+          </w:p>
+        </w:tc>
+        <w:tc>
+          <w:tcPr>
+            <w:tcW w:type="dxa" w:w="4560"/>
+            <w:tcBorders>
+              <w:top w:val="single" w:color="CCCCCC" w:sz="1"/>
+              <w:left w:val="single" w:color="CCCCCC" w:sz="1"/>
+              <w:bottom w:val="single" w:color="CCCCCC" w:sz="1"/>
+              <w:right w:val="single" w:color="CCCCCC" w:sz="1"/>
+            </w:tcBorders>
+            <w:shd w:fill="F0F6FC" w:val="clear"/>
+            <w:tcMar>
+              <w:top w:type="dxa" w:w="80"/>
+              <w:left w:type="dxa" w:w="120"/>
+              <w:bottom w:type="dxa" w:w="80"/>
+              <w:right w:type="dxa" w:w="120"/>
+            </w:tcMar>
+          </w:tcPr>
+          <w:p>
+            <w:pPr>
+              <w:spacing w:after="0" w:before="0"/>
+            </w:pPr>
+            <w:r>
+              <w:rPr>
+                <w:rFonts w:ascii="Arial" w:cs="Arial" w:eastAsia="Arial" w:hAnsi="Arial"/>
+                <w:color w:val="1F2D3D"/>
+                <w:sz w:val="21"/>
+                <w:szCs w:val="21"/>
+              </w:rPr>
+              <w:t xml:space="preserve">AI meeting notes and transcription. Records and summarises meetings, and can be connected to Claude so meeting notes are available to your assistant.</w:t>
+            </w:r>
+          </w:p>
+        </w:tc>
+        <w:tc>
+          <w:tcPr>
+            <w:tcW w:type="dxa" w:w="2400"/>
+            <w:tcBorders>
+              <w:top w:val="single" w:color="CCCCCC" w:sz="1"/>
+              <w:left w:val="single" w:color="CCCCCC" w:sz="1"/>
+              <w:bottom w:val="single" w:color="CCCCCC" w:sz="1"/>
+              <w:right w:val="single" w:color="CCCCCC" w:sz="1"/>
+            </w:tcBorders>
+            <w:shd w:fill="F0F6FC" w:val="clear"/>
+            <w:tcMar>
+              <w:top w:type="dxa" w:w="80"/>
+              <w:left w:type="dxa" w:w="120"/>
+              <w:bottom w:type="dxa" w:w="80"/>
+              <w:right w:type="dxa" w:w="120"/>
+            </w:tcMar>
+          </w:tcPr>
+          <w:p>
+            <w:pPr>
+              <w:spacing w:after="0" w:before="0"/>
+            </w:pPr>
+            <w:r>
+              <w:rPr>
+                <w:rFonts w:ascii="Arial" w:cs="Arial" w:eastAsia="Arial" w:hAnsi="Arial"/>
+                <w:color w:val="1F2D3D"/>
+                <w:sz w:val="21"/>
+                <w:szCs w:val="21"/>
+              </w:rPr>
+              <w:t xml:space="preserve">All staff</w:t>
+            </w:r>
+          </w:p>
+        </w:tc>
+      </w:tr>
     </w:tbl>
     <w:p>
       <w:pPr>
@@ -2037,6 +2135,93 @@
     </w:tbl>
     <w:p>
       <w:pPr>
+        <w:pStyle w:val="Heading2"/>
+        <w:spacing w:after="100" w:before="240"/>
+      </w:pPr>
+      <w:r>
+        <w:rPr>
+          <w:rFonts w:ascii="Arial" w:cs="Arial" w:eastAsia="Arial" w:hAnsi="Arial"/>
+          <w:b/>
+          <w:bCs/>
+          <w:color w:val="004B8D"/>
+          <w:sz w:val="24"/>
+          <w:szCs w:val="24"/>
+        </w:rPr>
+        <w:t xml:space="preserve">3.3 Connectors</w:t>
+      </w:r>
+    </w:p>
+    <w:p>
+      <w:pPr>
+        <w:spacing w:after="80" w:before="80"/>
+      </w:pPr>
+      <w:r>
+        <w:rPr>
+          <w:rFonts w:ascii="Arial" w:cs="Arial" w:eastAsia="Arial" w:hAnsi="Arial"/>
+          <w:color w:val="1F2D3D"/>
+          <w:sz w:val="22"/>
+          <w:szCs w:val="22"/>
+        </w:rPr>
+        <w:t xml:space="preserve">Connectors let an approved AI tool reach another system, such as your calendar, your mail, or your meeting notes. What you may connect today:</w:t>
+      </w:r>
+    </w:p>
+    <w:p>
+      <w:pPr>
+        <w:spacing w:after="80" w:before="80"/>
+      </w:pPr>
+      <w:r>
+        <w:rPr>
+          <w:rFonts w:ascii="Arial" w:cs="Arial" w:eastAsia="Arial" w:hAnsi="Arial"/>
+          <w:color w:val="1F2D3D"/>
+          <w:sz w:val="21"/>
+          <w:szCs w:val="21"/>
+        </w:rPr>
+        <w:t xml:space="preserve">Granola - connect it. It is approved and it is the interface we want people using for meeting notes.</w:t>
+      </w:r>
+    </w:p>
+    <w:p>
+      <w:pPr>
+        <w:spacing w:after="80" w:before="80"/>
+      </w:pPr>
+      <w:r>
+        <w:rPr>
+          <w:rFonts w:ascii="Arial" w:cs="Arial" w:eastAsia="Arial" w:hAnsi="Arial"/>
+          <w:color w:val="1F2D3D"/>
+          <w:sz w:val="21"/>
+          <w:szCs w:val="21"/>
+        </w:rPr>
+        <w:t xml:space="preserve">Google Drive - do not connect. Drive access is restricted. The company Drive holds files going back many years that need auditing before any AI tool is given access to them.</w:t>
+      </w:r>
+    </w:p>
+    <w:p>
+      <w:pPr>
+        <w:spacing w:after="80" w:before="80"/>
+      </w:pPr>
+      <w:r>
+        <w:rPr>
+          <w:rFonts w:ascii="Arial" w:cs="Arial" w:eastAsia="Arial" w:hAnsi="Arial"/>
+          <w:color w:val="1F2D3D"/>
+          <w:sz w:val="21"/>
+          <w:szCs w:val="21"/>
+        </w:rPr>
+        <w:t xml:space="preserve">Gmail - do not connect it yet. It is not restricted outright, because there are uses we expect to enable later, but hold off until IT says otherwise.</w:t>
+      </w:r>
+    </w:p>
+    <w:p>
+      <w:pPr>
+        <w:spacing w:after="80" w:before="80"/>
+      </w:pPr>
+      <w:r>
+        <w:rPr>
+          <w:rFonts w:ascii="Arial" w:cs="Arial" w:eastAsia="Arial" w:hAnsi="Arial"/>
+          <w:color w:val="1F2D3D"/>
+          <w:sz w:val="21"/>
+          <w:szCs w:val="21"/>
+        </w:rPr>
+        <w:t xml:space="preserve">This is a starting position, not a permanent one. It will be revisited as the rollout progresses. If a connector would genuinely help your work, ask IT rather than connecting it.</w:t>
+      </w:r>
+    </w:p>
+    <w:p>
+      <w:pPr>
         <w:pStyle w:val="Heading1"/>
         <w:pBdr>
           <w:bottom w:val="single" w:color="5CA832" w:sz="8" w:space="4"/>
@@ -2780,6 +2965,107 @@
     </w:tbl>
     <w:p>
       <w:pPr>
+        <w:pStyle w:val="Heading2"/>
+        <w:spacing w:after="100" w:before="240"/>
+      </w:pPr>
+      <w:r>
+        <w:rPr>
+          <w:rFonts w:ascii="Arial" w:cs="Arial" w:eastAsia="Arial" w:hAnsi="Arial"/>
+          <w:b/>
+          <w:bCs/>
+          <w:color w:val="004B8D"/>
+          <w:sz w:val="24"/>
+          <w:szCs w:val="24"/>
+        </w:rPr>
+        <w:t xml:space="preserve">5.3 Publishing and Sharing</w:t>
+      </w:r>
+    </w:p>
+    <w:p>
+      <w:pPr>
+        <w:spacing w:after="80" w:before="80"/>
+      </w:pPr>
+      <w:r>
+        <w:rPr>
+          <w:rFonts w:ascii="Arial" w:cs="Arial" w:eastAsia="Arial" w:hAnsi="Arial"/>
+          <w:color w:val="1F2D3D"/>
+          <w:sz w:val="22"/>
+          <w:szCs w:val="22"/>
+        </w:rPr>
+        <w:t xml:space="preserve">Publishing an artifact makes it public to the internet. Publishing is not the same as sharing. When you publish an artifact, anyone with the link can view and interact with it, including people who are not signed in and people outside School Technology. There is no Team or Enterprise restriction on published artifacts.</w:t>
+      </w:r>
+    </w:p>
+    <w:p>
+      <w:pPr>
+        <w:spacing w:after="80" w:before="80"/>
+      </w:pPr>
+      <w:r>
+        <w:rPr>
+          <w:rFonts w:ascii="Arial" w:cs="Arial" w:eastAsia="Arial" w:hAnsi="Arial"/>
+          <w:color w:val="1F2D3D"/>
+          <w:sz w:val="21"/>
+          <w:szCs w:val="21"/>
+        </w:rPr>
+        <w:t xml:space="preserve">School Technology generates artifacts constantly - reports, checklists, Cowork outputs - so this is a one-click risk on work you do every day.</w:t>
+      </w:r>
+    </w:p>
+    <w:p>
+      <w:pPr>
+        <w:spacing w:after="80" w:before="80"/>
+      </w:pPr>
+      <w:r>
+        <w:rPr>
+          <w:rFonts w:ascii="Arial" w:cs="Arial" w:eastAsia="Arial" w:hAnsi="Arial"/>
+          <w:color w:val="1F2D3D"/>
+          <w:sz w:val="21"/>
+          <w:szCs w:val="21"/>
+        </w:rPr>
+        <w:t xml:space="preserve">Never publish an artifact containing customer, district, student, employee or financial data.</w:t>
+      </w:r>
+    </w:p>
+    <w:p>
+      <w:pPr>
+        <w:spacing w:after="80" w:before="80"/>
+      </w:pPr>
+      <w:r>
+        <w:rPr>
+          <w:rFonts w:ascii="Arial" w:cs="Arial" w:eastAsia="Arial" w:hAnsi="Arial"/>
+          <w:color w:val="1F2D3D"/>
+          <w:sz w:val="21"/>
+          <w:szCs w:val="21"/>
+        </w:rPr>
+        <w:t xml:space="preserve">Unpublishing is one-way. Once you unpublish an artifact you cannot publish that same artifact again.</w:t>
+      </w:r>
+    </w:p>
+    <w:p>
+      <w:pPr>
+        <w:spacing w:after="80" w:before="80"/>
+      </w:pPr>
+      <w:r>
+        <w:rPr>
+          <w:rFonts w:ascii="Arial" w:cs="Arial" w:eastAsia="Arial" w:hAnsi="Arial"/>
+          <w:color w:val="1F2D3D"/>
+          <w:sz w:val="21"/>
+          <w:szCs w:val="21"/>
+        </w:rPr>
+        <w:t xml:space="preserve">Sharing a chat is different. From a School Technology work account a shared chat is visible only to other members of the organisation, not publicly. From a personal Claude account (Free, Pro or Max) a shared chat IS public to anyone with the link. Keep work in the work account.</w:t>
+      </w:r>
+    </w:p>
+    <w:p>
+      <w:pPr>
+        <w:spacing w:after="80" w:before="80"/>
+      </w:pPr>
+      <w:r>
+        <w:rPr>
+          <w:rFonts w:ascii="Arial" w:cs="Arial" w:eastAsia="Arial" w:hAnsi="Arial"/>
+          <w:color w:val="1F2D3D"/>
+          <w:sz w:val="19"/>
+          <w:szCs w:val="19"/>
+        </w:rPr>
+        <w:t xml:space="preserve">Sources: https://support.claude.com/en/articles/9547008-publish-and-share-artifacts and https://support.claude.com/en/articles/10593882-share-and-unshare-chats</w:t>
+      </w:r>
+    </w:p>
+    <w:p>
+      <w:pPr>
         <w:pStyle w:val="Heading1"/>
         <w:pBdr>
           <w:bottom w:val="single" w:color="5CA832" w:sz="8" w:space="4"/>
@@ -2848,7 +3134,7 @@
           <w:sz w:val="22"/>
           <w:szCs w:val="22"/>
         </w:rPr>
-        <w:t xml:space="preserve">HR staff should be aware that the Claude Teams administrator cannot read individual conversation content. Conversation privacy is protected by the platform design. HR conversations with AI tools are private to the HR user.</w:t>
+        <w:t xml:space="preserve">Corrected 2026-08-20. An earlier version of this section said the Claude Teams administrator cannot read individual conversation content and that conversation privacy is protected by the platform design. That was not true. The Primary Owner of the School Technology Team organisation can request a data export which may contain conversations with Claude, uploaded files, and usage patterns. Adam Baker is Primary Owner. Cowork activity is additionally captured in the Compliance API. Treat anything you type into an AI tool as reviewable by School Technology, and keep confidential HR matters out of the AI tools entirely. Verified 2026-08-20 against Anthropic's privacy documentation: https://privacy.claude.com/en/articles/9265372-who-owns-and-manages-the-data-of-my-team</w:t>
       </w:r>
     </w:p>
     <w:p>
@@ -3157,6 +3443,20 @@
               <w:t xml:space="preserve">The problem with shadow AI is not the tool itself - it's that we have no visibility into where your data goes, how long it is retained, or whether it is used for model training. Only approved tools carry those assurances.</w:t>
             </w:r>
           </w:p>
+          <w:p>
+            <w:pPr>
+              <w:spacing w:after="80" w:before="80"/>
+            </w:pPr>
+            <w:r>
+              <w:rPr>
+                <w:rFonts w:ascii="Arial" w:cs="Arial" w:eastAsia="Arial" w:hAnsi="Arial"/>
+                <w:color w:val="1F2D3D"/>
+                <w:sz w:val="21"/>
+                <w:szCs w:val="21"/>
+              </w:rPr>
+              <w:t xml:space="preserve">To be clear about what this section does and does not require. School Technology does not restrict personal or free AI tools, and does not ask staff to disable AI features built into other products. Controlling them is not realistic and is not the goal. What is prohibited is the data, not the tool: restricted data must not be entered into any tool that has not been approved for it. Beyond that, if you find a tool that does something well, try it and tell IT what you found.</w:t>
+            </w:r>
+          </w:p>
         </w:tc>
       </w:tr>
     </w:tbl>
@@ -3887,6 +4187,629 @@
     <w:p>
       <w:r>
         <w:br w:type="page"/>
+      </w:r>
+    </w:p>
+    <w:p>
+      <w:pPr>
+        <w:spacing w:after="0" w:before="0"/>
+      </w:pPr>
+      <w:r>
+        <w:br w:type="page"/>
+      </w:r>
+    </w:p>
+    <w:p>
+      <w:pPr>
+        <w:pBdr>
+          <w:bottom w:val="single" w:color="5CA832" w:sz="6" w:space="4"/>
+        </w:pBdr>
+        <w:spacing w:after="240" w:before="0"/>
+        <w:jc w:val="center"/>
+      </w:pPr>
+      <w:r>
+        <w:rPr>
+          <w:rFonts w:ascii="Arial" w:cs="Arial" w:eastAsia="Arial" w:hAnsi="Arial"/>
+          <w:b/>
+          <w:bCs/>
+          <w:color w:val="004B8D"/>
+          <w:sz w:val="28"/>
+          <w:szCs w:val="28"/>
+        </w:rPr>
+        <w:t xml:space="preserve">AI Acceptable Use Policy - Staff Acknowledgment</w:t>
+      </w:r>
+    </w:p>
+    <w:p>
+      <w:pPr>
+        <w:spacing w:after="0" w:before="160"/>
+      </w:pPr>
+      <w:r>
+        <w:t xml:space="preserve"/>
+      </w:r>
+    </w:p>
+    <w:p>
+      <w:pPr>
+        <w:spacing w:after="80" w:before="80"/>
+      </w:pPr>
+      <w:r>
+        <w:rPr>
+          <w:rFonts w:ascii="Arial" w:cs="Arial" w:eastAsia="Arial" w:hAnsi="Arial"/>
+          <w:color w:val="1F2D3D"/>
+          <w:sz w:val="22"/>
+          <w:szCs w:val="22"/>
+        </w:rPr>
+        <w:t xml:space="preserve">By signing below, I acknowledge that I have received, read, and understood the School Technology AI Acceptable Use Policy (Version 1.0). I agree to comply with the requirements of this policy and understand that violations may result in disciplinary action.</w:t>
+      </w:r>
+    </w:p>
+    <w:p>
+      <w:pPr>
+        <w:spacing w:after="0" w:before="80"/>
+      </w:pPr>
+      <w:r>
+        <w:t xml:space="preserve"/>
+      </w:r>
+    </w:p>
+    <w:p>
+      <w:pPr>
+        <w:spacing w:after="80" w:before="80"/>
+      </w:pPr>
+      <w:r>
+        <w:rPr>
+          <w:rFonts w:ascii="Arial" w:cs="Arial" w:eastAsia="Arial" w:hAnsi="Arial"/>
+          <w:color w:val="1F2D3D"/>
+          <w:sz w:val="22"/>
+          <w:szCs w:val="22"/>
+        </w:rPr>
+        <w:t xml:space="preserve">I understand that:</w:t>
+      </w:r>
+    </w:p>
+    <w:p>
+      <w:pPr>
+        <w:pStyle w:val="ListParagraph"/>
+        <w:numPr>
+          <w:ilvl w:val="0"/>
+          <w:numId w:val="2"/>
+        </w:numPr>
+        <w:spacing w:after="60" w:before="60"/>
+      </w:pPr>
+      <w:r>
+        <w:rPr>
+          <w:rFonts w:ascii="Arial" w:cs="Arial" w:eastAsia="Arial" w:hAnsi="Arial"/>
+          <w:color w:val="1F2D3D"/>
+          <w:sz w:val="22"/>
+          <w:szCs w:val="22"/>
+        </w:rPr>
+        <w:t xml:space="preserve">I may only use AI tools that have been approved by IT for School Technology work</w:t>
+      </w:r>
+    </w:p>
+    <w:p>
+      <w:pPr>
+        <w:pStyle w:val="ListParagraph"/>
+        <w:numPr>
+          <w:ilvl w:val="0"/>
+          <w:numId w:val="2"/>
+        </w:numPr>
+        <w:spacing w:after="60" w:before="60"/>
+      </w:pPr>
+      <w:r>
+        <w:rPr>
+          <w:rFonts w:ascii="Arial" w:cs="Arial" w:eastAsia="Arial" w:hAnsi="Arial"/>
+          <w:color w:val="1F2D3D"/>
+          <w:sz w:val="22"/>
+          <w:szCs w:val="22"/>
+        </w:rPr>
+        <w:t xml:space="preserve">I must not enter restricted data (as defined in the AI Restricted Data Reference Guide) into any AI tool</w:t>
+      </w:r>
+    </w:p>
+    <w:p>
+      <w:pPr>
+        <w:pStyle w:val="ListParagraph"/>
+        <w:numPr>
+          <w:ilvl w:val="0"/>
+          <w:numId w:val="2"/>
+        </w:numPr>
+        <w:spacing w:after="60" w:before="60"/>
+      </w:pPr>
+      <w:r>
+        <w:rPr>
+          <w:rFonts w:ascii="Arial" w:cs="Arial" w:eastAsia="Arial" w:hAnsi="Arial"/>
+          <w:color w:val="1F2D3D"/>
+          <w:sz w:val="22"/>
+          <w:szCs w:val="22"/>
+        </w:rPr>
+        <w:t xml:space="preserve">I am responsible for reporting any suspected data disclosure incident to IT immediately</w:t>
+      </w:r>
+    </w:p>
+    <w:p>
+      <w:pPr>
+        <w:pStyle w:val="ListParagraph"/>
+        <w:numPr>
+          <w:ilvl w:val="0"/>
+          <w:numId w:val="2"/>
+        </w:numPr>
+        <w:spacing w:after="60" w:before="60"/>
+      </w:pPr>
+      <w:r>
+        <w:rPr>
+          <w:rFonts w:ascii="Arial" w:cs="Arial" w:eastAsia="Arial" w:hAnsi="Arial"/>
+          <w:color w:val="1F2D3D"/>
+          <w:sz w:val="22"/>
+          <w:szCs w:val="22"/>
+        </w:rPr>
+        <w:t xml:space="preserve">Conversations, uploaded files and usage patterns in Claude Teams are NOT private from School Technology. The Primary Owner can request a data export that may contain them, and Cowork activity is captured in the Compliance API. I will keep confidential matters out of the AI tools</w:t>
+      </w:r>
+    </w:p>
+    <w:p>
+      <w:pPr>
+        <w:pStyle w:val="ListParagraph"/>
+        <w:numPr>
+          <w:ilvl w:val="0"/>
+          <w:numId w:val="2"/>
+        </w:numPr>
+        <w:spacing w:after="60" w:before="60"/>
+      </w:pPr>
+      <w:r>
+        <w:rPr>
+          <w:rFonts w:ascii="Arial" w:cs="Arial" w:eastAsia="Arial" w:hAnsi="Arial"/>
+          <w:color w:val="1F2D3D"/>
+          <w:sz w:val="22"/>
+          <w:szCs w:val="22"/>
+        </w:rPr>
+        <w:t xml:space="preserve">This policy will be updated as the AI rollout progresses and I will be notified of material changes</w:t>
+      </w:r>
+    </w:p>
+    <w:p>
+      <w:pPr>
+        <w:spacing w:after="0" w:before="240"/>
+      </w:pPr>
+      <w:r>
+        <w:t xml:space="preserve"/>
+      </w:r>
+    </w:p>
+    <w:tbl>
+      <w:tblPr>
+        <w:tblW w:type="dxa" w:w="9360"/>
+        <w:tblBorders>
+          <w:top w:val="single" w:color="auto" w:sz="4"/>
+          <w:left w:val="single" w:color="auto" w:sz="4"/>
+          <w:bottom w:val="single" w:color="auto" w:sz="4"/>
+          <w:right w:val="single" w:color="auto" w:sz="4"/>
+          <w:insideH w:val="single" w:color="auto" w:sz="4"/>
+          <w:insideV w:val="single" w:color="auto" w:sz="4"/>
+        </w:tblBorders>
+      </w:tblPr>
+      <w:tblGrid>
+        <w:gridCol w:w="4440"/>
+        <w:gridCol w:w="720"/>
+        <w:gridCol w:w="4200"/>
+      </w:tblGrid>
+      <w:tr>
+        <w:tc>
+          <w:tcPr>
+            <w:tcW w:type="dxa" w:w="4440"/>
+            <w:tcBorders>
+              <w:top w:val="none" w:color="FFFFFF" w:sz="0"/>
+              <w:left w:val="none" w:color="FFFFFF" w:sz="0"/>
+              <w:bottom w:val="single" w:color="CCCCCC" w:sz="1"/>
+              <w:right w:val="none" w:color="FFFFFF" w:sz="0"/>
+            </w:tcBorders>
+            <w:tcMar>
+              <w:top w:type="dxa" w:w="80"/>
+              <w:left w:type="dxa" w:w="0"/>
+              <w:bottom w:type="dxa" w:w="80"/>
+              <w:right w:type="dxa" w:w="0"/>
+            </w:tcMar>
+          </w:tcPr>
+          <w:p>
+            <w:pPr>
+              <w:spacing w:after="0" w:before="0"/>
+            </w:pPr>
+            <w:r>
+              <w:rPr>
+                <w:rFonts w:ascii="Arial" w:cs="Arial" w:eastAsia="Arial" w:hAnsi="Arial"/>
+                <w:sz w:val="22"/>
+                <w:szCs w:val="22"/>
+              </w:rPr>
+              <w:t xml:space="preserve"/>
+            </w:r>
+          </w:p>
+        </w:tc>
+        <w:tc>
+          <w:tcPr>
+            <w:tcW w:type="dxa" w:w="720"/>
+            <w:tcBorders>
+              <w:top w:val="none" w:color="FFFFFF" w:sz="0"/>
+              <w:left w:val="none" w:color="FFFFFF" w:sz="0"/>
+              <w:bottom w:val="none" w:color="FFFFFF" w:sz="0"/>
+              <w:right w:val="none" w:color="FFFFFF" w:sz="0"/>
+            </w:tcBorders>
+            <w:tcMar>
+              <w:top w:type="dxa" w:w="80"/>
+              <w:left w:type="dxa" w:w="0"/>
+              <w:bottom w:type="dxa" w:w="80"/>
+              <w:right w:type="dxa" w:w="0"/>
+            </w:tcMar>
+          </w:tcPr>
+          <w:p>
+            <w:pPr>
+              <w:spacing w:after="0" w:before="0"/>
+            </w:pPr>
+            <w:r>
+              <w:rPr>
+                <w:rFonts w:ascii="Arial" w:cs="Arial" w:eastAsia="Arial" w:hAnsi="Arial"/>
+                <w:sz w:val="22"/>
+                <w:szCs w:val="22"/>
+              </w:rPr>
+              <w:t xml:space="preserve"/>
+            </w:r>
+          </w:p>
+        </w:tc>
+        <w:tc>
+          <w:tcPr>
+            <w:tcW w:type="dxa" w:w="4200"/>
+            <w:tcBorders>
+              <w:top w:val="none" w:color="FFFFFF" w:sz="0"/>
+              <w:left w:val="none" w:color="FFFFFF" w:sz="0"/>
+              <w:bottom w:val="single" w:color="CCCCCC" w:sz="1"/>
+              <w:right w:val="none" w:color="FFFFFF" w:sz="0"/>
+            </w:tcBorders>
+            <w:tcMar>
+              <w:top w:type="dxa" w:w="80"/>
+              <w:left w:type="dxa" w:w="0"/>
+              <w:bottom w:type="dxa" w:w="80"/>
+              <w:right w:type="dxa" w:w="0"/>
+            </w:tcMar>
+          </w:tcPr>
+          <w:p>
+            <w:pPr>
+              <w:spacing w:after="0" w:before="0"/>
+            </w:pPr>
+            <w:r>
+              <w:rPr>
+                <w:rFonts w:ascii="Arial" w:cs="Arial" w:eastAsia="Arial" w:hAnsi="Arial"/>
+                <w:sz w:val="22"/>
+                <w:szCs w:val="22"/>
+              </w:rPr>
+              <w:t xml:space="preserve"/>
+            </w:r>
+          </w:p>
+        </w:tc>
+      </w:tr>
+      <w:tr>
+        <w:tc>
+          <w:tcPr>
+            <w:tcW w:type="dxa" w:w="4440"/>
+            <w:tcBorders>
+              <w:top w:val="none" w:color="FFFFFF" w:sz="0"/>
+              <w:left w:val="none" w:color="FFFFFF" w:sz="0"/>
+              <w:bottom w:val="none" w:color="FFFFFF" w:sz="0"/>
+              <w:right w:val="none" w:color="FFFFFF" w:sz="0"/>
+            </w:tcBorders>
+            <w:tcMar>
+              <w:top w:type="dxa" w:w="40"/>
+              <w:left w:type="dxa" w:w="0"/>
+              <w:bottom w:type="dxa" w:w="80"/>
+              <w:right w:type="dxa" w:w="0"/>
+            </w:tcMar>
+          </w:tcPr>
+          <w:p>
+            <w:pPr>
+              <w:spacing w:after="0" w:before="0"/>
+            </w:pPr>
+            <w:r>
+              <w:rPr>
+                <w:rFonts w:ascii="Arial" w:cs="Arial" w:eastAsia="Arial" w:hAnsi="Arial"/>
+                <w:i/>
+                <w:iCs/>
+                <w:color w:val="888888"/>
+                <w:sz w:val="20"/>
+                <w:szCs w:val="20"/>
+              </w:rPr>
+              <w:t xml:space="preserve">Employee Name (Print)</w:t>
+            </w:r>
+          </w:p>
+        </w:tc>
+        <w:tc>
+          <w:tcPr>
+            <w:tcW w:type="dxa" w:w="720"/>
+            <w:tcBorders>
+              <w:top w:val="none" w:color="FFFFFF" w:sz="0"/>
+              <w:left w:val="none" w:color="FFFFFF" w:sz="0"/>
+              <w:bottom w:val="none" w:color="FFFFFF" w:sz="0"/>
+              <w:right w:val="none" w:color="FFFFFF" w:sz="0"/>
+            </w:tcBorders>
+            <w:tcMar>
+              <w:top w:type="dxa" w:w="40"/>
+              <w:left w:type="dxa" w:w="0"/>
+              <w:bottom w:type="dxa" w:w="80"/>
+              <w:right w:type="dxa" w:w="0"/>
+            </w:tcMar>
+          </w:tcPr>
+          <w:p>
+            <w:pPr>
+              <w:spacing w:after="0" w:before="0"/>
+            </w:pPr>
+            <w:r>
+              <w:rPr>
+                <w:rFonts w:ascii="Arial" w:cs="Arial" w:eastAsia="Arial" w:hAnsi="Arial"/>
+                <w:sz w:val="20"/>
+                <w:szCs w:val="20"/>
+              </w:rPr>
+              <w:t xml:space="preserve"/>
+            </w:r>
+          </w:p>
+        </w:tc>
+        <w:tc>
+          <w:tcPr>
+            <w:tcW w:type="dxa" w:w="4200"/>
+            <w:tcBorders>
+              <w:top w:val="none" w:color="FFFFFF" w:sz="0"/>
+              <w:left w:val="none" w:color="FFFFFF" w:sz="0"/>
+              <w:bottom w:val="none" w:color="FFFFFF" w:sz="0"/>
+              <w:right w:val="none" w:color="FFFFFF" w:sz="0"/>
+            </w:tcBorders>
+            <w:tcMar>
+              <w:top w:type="dxa" w:w="40"/>
+              <w:left w:type="dxa" w:w="0"/>
+              <w:bottom w:type="dxa" w:w="80"/>
+              <w:right w:type="dxa" w:w="0"/>
+            </w:tcMar>
+          </w:tcPr>
+          <w:p>
+            <w:pPr>
+              <w:spacing w:after="0" w:before="0"/>
+            </w:pPr>
+            <w:r>
+              <w:rPr>
+                <w:rFonts w:ascii="Arial" w:cs="Arial" w:eastAsia="Arial" w:hAnsi="Arial"/>
+                <w:i/>
+                <w:iCs/>
+                <w:color w:val="888888"/>
+                <w:sz w:val="20"/>
+                <w:szCs w:val="20"/>
+              </w:rPr>
+              <w:t xml:space="preserve">Date</w:t>
+            </w:r>
+          </w:p>
+        </w:tc>
+      </w:tr>
+    </w:tbl>
+    <w:p>
+      <w:pPr>
+        <w:spacing w:after="0" w:before="240"/>
+      </w:pPr>
+      <w:r>
+        <w:t xml:space="preserve"/>
+      </w:r>
+    </w:p>
+    <w:tbl>
+      <w:tblPr>
+        <w:tblW w:type="dxa" w:w="9360"/>
+        <w:tblBorders>
+          <w:top w:val="single" w:color="auto" w:sz="4"/>
+          <w:left w:val="single" w:color="auto" w:sz="4"/>
+          <w:bottom w:val="single" w:color="auto" w:sz="4"/>
+          <w:right w:val="single" w:color="auto" w:sz="4"/>
+          <w:insideH w:val="single" w:color="auto" w:sz="4"/>
+          <w:insideV w:val="single" w:color="auto" w:sz="4"/>
+        </w:tblBorders>
+      </w:tblPr>
+      <w:tblGrid>
+        <w:gridCol w:w="4440"/>
+        <w:gridCol w:w="720"/>
+        <w:gridCol w:w="4200"/>
+      </w:tblGrid>
+      <w:tr>
+        <w:tc>
+          <w:tcPr>
+            <w:tcW w:type="dxa" w:w="4440"/>
+            <w:tcBorders>
+              <w:top w:val="none" w:color="FFFFFF" w:sz="0"/>
+              <w:left w:val="none" w:color="FFFFFF" w:sz="0"/>
+              <w:bottom w:val="single" w:color="CCCCCC" w:sz="1"/>
+              <w:right w:val="none" w:color="FFFFFF" w:sz="0"/>
+            </w:tcBorders>
+            <w:tcMar>
+              <w:top w:type="dxa" w:w="80"/>
+              <w:left w:type="dxa" w:w="0"/>
+              <w:bottom w:type="dxa" w:w="80"/>
+              <w:right w:type="dxa" w:w="0"/>
+            </w:tcMar>
+          </w:tcPr>
+          <w:p>
+            <w:pPr>
+              <w:spacing w:after="0" w:before="0"/>
+            </w:pPr>
+            <w:r>
+              <w:rPr>
+                <w:rFonts w:ascii="Arial" w:cs="Arial" w:eastAsia="Arial" w:hAnsi="Arial"/>
+                <w:sz w:val="22"/>
+                <w:szCs w:val="22"/>
+              </w:rPr>
+              <w:t xml:space="preserve"/>
+            </w:r>
+          </w:p>
+        </w:tc>
+        <w:tc>
+          <w:tcPr>
+            <w:tcW w:type="dxa" w:w="720"/>
+            <w:tcBorders>
+              <w:top w:val="none" w:color="FFFFFF" w:sz="0"/>
+              <w:left w:val="none" w:color="FFFFFF" w:sz="0"/>
+              <w:bottom w:val="none" w:color="FFFFFF" w:sz="0"/>
+              <w:right w:val="none" w:color="FFFFFF" w:sz="0"/>
+            </w:tcBorders>
+            <w:tcMar>
+              <w:top w:type="dxa" w:w="80"/>
+              <w:left w:type="dxa" w:w="0"/>
+              <w:bottom w:type="dxa" w:w="80"/>
+              <w:right w:type="dxa" w:w="0"/>
+            </w:tcMar>
+          </w:tcPr>
+          <w:p>
+            <w:pPr>
+              <w:spacing w:after="0" w:before="0"/>
+            </w:pPr>
+            <w:r>
+              <w:rPr>
+                <w:rFonts w:ascii="Arial" w:cs="Arial" w:eastAsia="Arial" w:hAnsi="Arial"/>
+                <w:sz w:val="22"/>
+                <w:szCs w:val="22"/>
+              </w:rPr>
+              <w:t xml:space="preserve"/>
+            </w:r>
+          </w:p>
+        </w:tc>
+        <w:tc>
+          <w:tcPr>
+            <w:tcW w:type="dxa" w:w="4200"/>
+            <w:tcBorders>
+              <w:top w:val="none" w:color="FFFFFF" w:sz="0"/>
+              <w:left w:val="none" w:color="FFFFFF" w:sz="0"/>
+              <w:bottom w:val="single" w:color="CCCCCC" w:sz="1"/>
+              <w:right w:val="none" w:color="FFFFFF" w:sz="0"/>
+            </w:tcBorders>
+            <w:tcMar>
+              <w:top w:type="dxa" w:w="80"/>
+              <w:left w:type="dxa" w:w="0"/>
+              <w:bottom w:type="dxa" w:w="80"/>
+              <w:right w:type="dxa" w:w="0"/>
+            </w:tcMar>
+          </w:tcPr>
+          <w:p>
+            <w:pPr>
+              <w:spacing w:after="0" w:before="0"/>
+            </w:pPr>
+            <w:r>
+              <w:rPr>
+                <w:rFonts w:ascii="Arial" w:cs="Arial" w:eastAsia="Arial" w:hAnsi="Arial"/>
+                <w:sz w:val="22"/>
+                <w:szCs w:val="22"/>
+              </w:rPr>
+              <w:t xml:space="preserve"/>
+            </w:r>
+          </w:p>
+        </w:tc>
+      </w:tr>
+      <w:tr>
+        <w:tc>
+          <w:tcPr>
+            <w:tcW w:type="dxa" w:w="4440"/>
+            <w:tcBorders>
+              <w:top w:val="none" w:color="FFFFFF" w:sz="0"/>
+              <w:left w:val="none" w:color="FFFFFF" w:sz="0"/>
+              <w:bottom w:val="none" w:color="FFFFFF" w:sz="0"/>
+              <w:right w:val="none" w:color="FFFFFF" w:sz="0"/>
+            </w:tcBorders>
+            <w:tcMar>
+              <w:top w:type="dxa" w:w="40"/>
+              <w:left w:type="dxa" w:w="0"/>
+              <w:bottom w:type="dxa" w:w="80"/>
+              <w:right w:type="dxa" w:w="0"/>
+            </w:tcMar>
+          </w:tcPr>
+          <w:p>
+            <w:pPr>
+              <w:spacing w:after="0" w:before="0"/>
+            </w:pPr>
+            <w:r>
+              <w:rPr>
+                <w:rFonts w:ascii="Arial" w:cs="Arial" w:eastAsia="Arial" w:hAnsi="Arial"/>
+                <w:i/>
+                <w:iCs/>
+                <w:color w:val="888888"/>
+                <w:sz w:val="20"/>
+                <w:szCs w:val="20"/>
+              </w:rPr>
+              <w:t xml:space="preserve">Employee Signature</w:t>
+            </w:r>
+          </w:p>
+        </w:tc>
+        <w:tc>
+          <w:tcPr>
+            <w:tcW w:type="dxa" w:w="720"/>
+            <w:tcBorders>
+              <w:top w:val="none" w:color="FFFFFF" w:sz="0"/>
+              <w:left w:val="none" w:color="FFFFFF" w:sz="0"/>
+              <w:bottom w:val="none" w:color="FFFFFF" w:sz="0"/>
+              <w:right w:val="none" w:color="FFFFFF" w:sz="0"/>
+            </w:tcBorders>
+            <w:tcMar>
+              <w:top w:type="dxa" w:w="40"/>
+              <w:left w:type="dxa" w:w="0"/>
+              <w:bottom w:type="dxa" w:w="80"/>
+              <w:right w:type="dxa" w:w="0"/>
+            </w:tcMar>
+          </w:tcPr>
+          <w:p>
+            <w:pPr>
+              <w:spacing w:after="0" w:before="0"/>
+            </w:pPr>
+            <w:r>
+              <w:rPr>
+                <w:rFonts w:ascii="Arial" w:cs="Arial" w:eastAsia="Arial" w:hAnsi="Arial"/>
+                <w:sz w:val="20"/>
+                <w:szCs w:val="20"/>
+              </w:rPr>
+              <w:t xml:space="preserve"/>
+            </w:r>
+          </w:p>
+        </w:tc>
+        <w:tc>
+          <w:tcPr>
+            <w:tcW w:type="dxa" w:w="4200"/>
+            <w:tcBorders>
+              <w:top w:val="none" w:color="FFFFFF" w:sz="0"/>
+              <w:left w:val="none" w:color="FFFFFF" w:sz="0"/>
+              <w:bottom w:val="none" w:color="FFFFFF" w:sz="0"/>
+              <w:right w:val="none" w:color="FFFFFF" w:sz="0"/>
+            </w:tcBorders>
+            <w:tcMar>
+              <w:top w:type="dxa" w:w="40"/>
+              <w:left w:type="dxa" w:w="0"/>
+              <w:bottom w:type="dxa" w:w="80"/>
+              <w:right w:type="dxa" w:w="0"/>
+            </w:tcMar>
+          </w:tcPr>
+          <w:p>
+            <w:pPr>
+              <w:spacing w:after="0" w:before="0"/>
+            </w:pPr>
+            <w:r>
+              <w:rPr>
+                <w:rFonts w:ascii="Arial" w:cs="Arial" w:eastAsia="Arial" w:hAnsi="Arial"/>
+                <w:i/>
+                <w:iCs/>
+                <w:color w:val="888888"/>
+                <w:sz w:val="20"/>
+                <w:szCs w:val="20"/>
+              </w:rPr>
+              <w:t xml:space="preserve">Department</w:t>
+            </w:r>
+          </w:p>
+        </w:tc>
+      </w:tr>
+    </w:tbl>
+    <w:p>
+      <w:pPr>
+        <w:spacing w:after="0" w:before="160"/>
+      </w:pPr>
+      <w:r>
+        <w:t xml:space="preserve"/>
+      </w:r>
+    </w:p>
+    <w:p>
+      <w:pPr>
+        <w:spacing w:after="80" w:before="80"/>
+      </w:pPr>
+      <w:r>
+        <w:rPr>
+          <w:rFonts w:ascii="Arial" w:cs="Arial" w:eastAsia="Arial" w:hAnsi="Arial"/>
+          <w:i/>
+          <w:iCs/>
+          <w:color w:val="888888"/>
+          <w:sz w:val="22"/>
+          <w:szCs w:val="22"/>
+        </w:rPr>
+        <w:t xml:space="preserve">Return completed form to IT.</w:t>
       </w:r>
     </w:p>
     <w:sectPr>

--- a/dist/files/ai-acceptable-use-policy.docx
+++ b/dist/files/ai-acceptable-use-policy.docx
@@ -3134,7 +3134,7 @@
           <w:sz w:val="22"/>
           <w:szCs w:val="22"/>
         </w:rPr>
-        <w:t xml:space="preserve">Corrected 2026-08-20. An earlier version of this section said the Claude Teams administrator cannot read individual conversation content and that conversation privacy is protected by the platform design. That was not true. The Primary Owner of the School Technology Team organisation can request a data export which may contain conversations with Claude, uploaded files, and usage patterns. Adam Baker is Primary Owner. Cowork activity is additionally captured in the Compliance API. Treat anything you type into an AI tool as reviewable by School Technology, and keep confidential HR matters out of the AI tools entirely. Verified 2026-08-20 against Anthropic's privacy documentation: https://privacy.claude.com/en/articles/9265372-who-owns-and-manages-the-data-of-my-team</w:t>
+        <w:t xml:space="preserve">The Primary Owner of the School Technology Team organisation can request a data export which may contain conversations with Claude, uploaded files, and usage patterns. Adam Baker is Primary Owner. Cowork activity is additionally captured in the Compliance API. Conversation privacy is not protected by platform design, and nothing prevents a Teams administrator from seeing conversation content. Treat anything you type into an AI tool as reviewable by School Technology, and keep confidential HR matters out of the AI tools entirely. Verified 2026-08-20 against Anthropic's privacy documentation: https://privacy.claude.com/en/articles/9265372-who-owns-and-manages-the-data-of-my-team</w:t>
       </w:r>
     </w:p>
     <w:p>
